--- a/csv_parser/out/RC-EDA/RC-EDA.schema.docx
+++ b/csv_parser/out/RC-EDA/RC-EDA.schema.docx
@@ -116,7 +116,7 @@
             <w:r>
               <w:t>string</w:t>
               <w:br/>
-              <w:t>(REGEX: fr(\.[\w-]+){3,4})</w:t>
+              <w:t>(REGEX: fr(\.[a-zA-Z0-9_-]+){3,4})</w:t>
             </w:r>
           </w:p>
         </w:tc>

--- a/csv_parser/out/RC-EDA/RC-EDA.schema.docx
+++ b/csv_parser/out/RC-EDA/RC-EDA.schema.docx
@@ -116,7 +116,7 @@
             <w:r>
               <w:t>string</w:t>
               <w:br/>
-              <w:t>(REGEX: ^([\w-]+\.?){4,10}$)</w:t>
+              <w:t>(REGEX: ^([a-zA-Z0-9_-]+\.?){4,10}$)</w:t>
             </w:r>
           </w:p>
         </w:tc>
@@ -8208,7 +8208,7 @@
             <w:r>
               <w:t>Une URI, généralement une URL, qui permet d'atteindre la ressource sur Internet ou sur un réseau privé</w:t>
               <w:br/>
-              <w:t>Nous suggérons d'employer le format suivant de regex (https?|ftp|file):\/\/([\w-]+(\.[\w-]+)*)(\/[\w\-\.]*)*\/?(\?[^\s]*)?</w:t>
+              <w:t>Nous suggérons d'employer le format suivant de regex (https?|ftp|file):\/\/([a-zA-Z0-9_-]+(\.[a-zA-Z0-9_-]+)*)(\/[a-zA-Z0-9_\-\.]*)*\/?(\?[^\s]*)?</w:t>
             </w:r>
           </w:p>
         </w:tc>

--- a/csv_parser/out/RC-EDA/RC-EDA.schema.docx
+++ b/csv_parser/out/RC-EDA/RC-EDA.schema.docx
@@ -2862,7 +2862,7 @@
           </w:tcPr>
           <w:p>
             <w:r>
-              <w:t>C07.13.02</w:t>
+              <w:t>R01</w:t>
             </w:r>
           </w:p>
         </w:tc>
@@ -3076,7 +3076,7 @@
           </w:tcPr>
           <w:p>
             <w:r>
-              <w:t>C07.13.02</w:t>
+              <w:t>R01</w:t>
             </w:r>
           </w:p>
         </w:tc>
@@ -3290,7 +3290,7 @@
           </w:tcPr>
           <w:p>
             <w:r>
-              <w:t>C07.13.02</w:t>
+              <w:t>R01</w:t>
             </w:r>
           </w:p>
         </w:tc>
@@ -3504,7 +3504,7 @@
           </w:tcPr>
           <w:p>
             <w:r>
-              <w:t>C07.13.02</w:t>
+              <w:t>R01</w:t>
             </w:r>
           </w:p>
         </w:tc>

--- a/csv_parser/out/RC-EDA/RC-EDA.schema.docx
+++ b/csv_parser/out/RC-EDA/RC-EDA.schema.docx
@@ -2862,7 +2862,7 @@
           </w:tcPr>
           <w:p>
             <w:r>
-              <w:t>R01</w:t>
+              <w:t>C07.13.02</w:t>
             </w:r>
           </w:p>
         </w:tc>
@@ -3076,7 +3076,7 @@
           </w:tcPr>
           <w:p>
             <w:r>
-              <w:t>R01</w:t>
+              <w:t>C07.13.02</w:t>
             </w:r>
           </w:p>
         </w:tc>
@@ -3290,7 +3290,7 @@
           </w:tcPr>
           <w:p>
             <w:r>
-              <w:t>R01</w:t>
+              <w:t>C07.13.02</w:t>
             </w:r>
           </w:p>
         </w:tc>
@@ -3504,7 +3504,7 @@
           </w:tcPr>
           <w:p>
             <w:r>
-              <w:t>R01</w:t>
+              <w:t>C07.13.02</w:t>
             </w:r>
           </w:p>
         </w:tc>
